--- a/output/存储/半导体存储行业研究.docx
+++ b/output/存储/半导体存储行业研究.docx
@@ -1276,7 +1276,7 @@
                 <w:sz w:val="24"/>
                 <w:szCs w:val="24"/>
               </w:rPr>
-              <w:t>7</w:t>
+              <w:t>8</w:t>
             </w:r>
             <w:r>
               <w:rPr>
@@ -1365,7 +1365,7 @@
                 <w:sz w:val="24"/>
                 <w:szCs w:val="24"/>
               </w:rPr>
-              <w:t>8</w:t>
+              <w:t>9</w:t>
             </w:r>
             <w:r>
               <w:rPr>
@@ -1446,7 +1446,7 @@
                 <w:sz w:val="24"/>
                 <w:szCs w:val="24"/>
               </w:rPr>
-              <w:t>8</w:t>
+              <w:t>9</w:t>
             </w:r>
             <w:r>
               <w:rPr>
@@ -1534,7 +1534,7 @@
                 <w:sz w:val="24"/>
                 <w:szCs w:val="24"/>
               </w:rPr>
-              <w:t>8</w:t>
+              <w:t>9</w:t>
             </w:r>
             <w:r>
               <w:rPr>
@@ -1623,7 +1623,7 @@
                 <w:sz w:val="24"/>
                 <w:szCs w:val="24"/>
               </w:rPr>
-              <w:t>9</w:t>
+              <w:t>10</w:t>
             </w:r>
             <w:r>
               <w:rPr>
@@ -1712,7 +1712,7 @@
                 <w:sz w:val="24"/>
                 <w:szCs w:val="24"/>
               </w:rPr>
-              <w:t>9</w:t>
+              <w:t>10</w:t>
             </w:r>
             <w:r>
               <w:rPr>
@@ -2229,7 +2229,7 @@
                 <w:sz w:val="24"/>
                 <w:szCs w:val="24"/>
               </w:rPr>
-              <w:t>11</w:t>
+              <w:t>12</w:t>
             </w:r>
             <w:r>
               <w:rPr>
@@ -2495,7 +2495,7 @@
                 <w:sz w:val="24"/>
                 <w:szCs w:val="24"/>
               </w:rPr>
-              <w:t>13</w:t>
+              <w:t>14</w:t>
             </w:r>
             <w:r>
               <w:rPr>
@@ -2842,7 +2842,7 @@
                 <w:sz w:val="24"/>
                 <w:szCs w:val="24"/>
               </w:rPr>
-              <w:t>14</w:t>
+              <w:t>15</w:t>
             </w:r>
             <w:r>
               <w:rPr>
@@ -3278,7 +3278,7 @@
                 <w:sz w:val="24"/>
                 <w:szCs w:val="24"/>
               </w:rPr>
-              <w:t>16</w:t>
+              <w:t>17</w:t>
             </w:r>
             <w:r>
               <w:rPr>
@@ -3456,7 +3456,7 @@
                 <w:sz w:val="24"/>
                 <w:szCs w:val="24"/>
               </w:rPr>
-              <w:t>18</w:t>
+              <w:t>19</w:t>
             </w:r>
             <w:r>
               <w:rPr>
@@ -3606,7 +3606,7 @@
         <w:rPr>
           <w:rFonts w:hint="eastAsia"/>
         </w:rPr>
-        <w:t>半导体存储器用于数据的存放与读取，是集成电路的主要品类之一。按数据在断电后是否保留，分为易失性存储器与非易失性存储器两类。易失性存储器以动态随机存取存储器（DRAM）为代表，用于设备运行时的数据暂存；非易失性存储器以NAND Flash与NOR Flash为代表，用于数据的长期保存。这三类产品构成了存储行业的主体，其余如静态随机存取存储器、电可擦可编程只读存储器以及磁性、阻变、相变等新型存储介质，目前市场规模相对较小。</w:t>
+        <w:t>半导体存储器用于数据的存放与读取，是集成电路的主要品类之一。按数据在断电后是否保留，分为易失性存储器与非易失性存储器两类。易失性存储器以动态随机存取存储器（DRAM）为代表，用于设备运行时的数据暂存；非易失性存储器以NAND Flash与NOR Flash为代表，用于数据的长期保存。这三类产品构成了存储行业的主体，其余如静态随机存取存储器、电可擦可编程只读存储器以及磁性、阻变、相变等新型存储介质，市场规模相对较小。</w:t>
       </w:r>
     </w:p>
     <w:p>
@@ -3646,7 +3646,7 @@
         <w:rPr>
           <w:rFonts w:hint="eastAsia"/>
         </w:rPr>
-        <w:t>DRAM的技术演进以制程微缩与接口标准升级为主线。接口标准由DDR3、DDR4向DDR5演进，移动端对应LPDDR3、LPDDR4、LPDDR5系列。面向人工智能算力需求的高带宽内存（HBM）通过晶粒垂直堆叠与硅通孔互连提升带宽，是当前DRAM领域产能与技术投入的重点方向。</w:t>
+        <w:t>DRAM的技术演进以制程微缩与接口标准升级为主线。接口标准由DDR3、DDR4向DDR5演进，移动端对应LPDDR3、LPDDR4、LPDDR5系列。面向人工智能算力需求的高带宽内存（HBM）通过晶粒垂直堆叠与硅通孔互连提升带宽。据深科技2025年年度报告，DRAM领域头部企业将产能向高带宽内存、DDR5等高附加值产品倾斜，DDR5在服务器端的渗透率提升并逐步替代DDR4。</w:t>
       </w:r>
     </w:p>
     <w:p>
@@ -3803,7 +3803,7 @@
         <w:rPr>
           <w:rFonts w:hint="eastAsia"/>
         </w:rPr>
-        <w:t>存储晶圆制造所需的设备包括刻蚀、薄膜沉积、化学机械抛光、光刻等，材料包括硅片、电子特气、光刻胶、抛光液、溅射靶材等。国内相关上市公司包括北方华创、中微公司、华海清科、沪硅产业、雅克科技、安集科技、上海新阳、江丰电子等。该环节的产品并非存储专用，同时供应逻辑芯片等其他品类，因此其经营数据不宜作为存储产业链的规模指标使用。</w:t>
+        <w:t>存储晶圆制造所需的设备包括刻蚀、薄膜沉积、化学机械抛光、光刻等，材料包括硅片、电子特气、光刻胶、抛光液、溅射靶材等。国内相关上市公司包括北方华创、中微公司、华海清科、沪硅产业、雅克科技、安集科技、上海新阳、江丰电子等。该环节的产品并非存储专用，同时供应逻辑芯片等其他品类，其经营数据与存储产业链的规模不构成对应关系。</w:t>
       </w:r>
     </w:p>
     <w:p>
@@ -3843,7 +3843,7 @@
         <w:rPr>
           <w:rFonts w:hint="eastAsia"/>
         </w:rPr>
-        <w:t>长江存储为国内唯一具备完整三维NAND闪存产业链的一体化企业，已实现232层及以上闪存量产。公司2026年第一季度营业收入超过200亿元，同比增长约100%。按公开报道，其全球NAND Flash市场份额在2025年第三季度约为13%。</w:t>
+        <w:t>按公开报道，长江存储为国内具备完整三维NAND闪存产业链的一体化企业，已实现232层及以上闪存量产。公司2026年第一季度营业收入超过200亿元，同比增长约100%。按公开报道，其全球NAND Flash市场份额在2025年第三季度约为13%。</w:t>
       </w:r>
     </w:p>
     <w:p>
@@ -3883,7 +3883,7 @@
         <w:rPr>
           <w:rFonts w:hint="eastAsia"/>
         </w:rPr>
-        <w:t>需要说明的是，各机构未单独披露存储封装测试环节的独立市场规模。公开可得的封测行业规模数据为全部芯片品类的封测总盘，与存储封测不是同一口径，两者数量级差异较大。本节因此以主要厂商的经营数据与产能扩张情况呈现该环节现状。</w:t>
+        <w:t>规模方面，各机构未单独披露存储封装测试环节的独立市场规模。可得的封测行业数据为全部芯片品类口径：按Fortune Business Insights统计，2025年全球先进封装市场规模为423.6亿美元，该机构预测该市场将由2026年的448.2亿美元增长至2034年的704.1亿美元，复合年增长率5.81%。上述数据为全部芯片品类的先进封装口径，与存储封测不是同一范围，两者数量级差异较大。本节因此以主要厂商的经营数据与产能扩张情况呈现该环节现状。</w:t>
       </w:r>
     </w:p>
     <w:p>
@@ -6019,7 +6019,29 @@
         <w:rPr>
           <w:rFonts w:hint="eastAsia"/>
         </w:rPr>
-        <w:t>2025年，全球DRAM与NAND Flash合计市场规模为2,215.91亿美元，同比增长32.7%，首次突破2,000亿美元。其中2025年第四季度合计为755.1亿美元，环比增长29.2%；分品类看，第四季度DRAM为519.65亿美元，NAND Flash为235.45亿美元。需说明的是，上述2025年数据为DRAM与NAND Flash的合计口径，各机构未公开披露该年度分品类的独立统计值，本报告不由合计数推算分品类规模。</w:t>
+        <w:t>2025年，按CFM闪存市场统计，全球DRAM与NAND Flash合计市场规模为2,215.91亿美元，同比增长32.7%，首次突破2,000亿美元。按美国半导体行业协会（SIA）统计，2025年全球存储半导体市场销售额为2,231亿美元，同比增长34.8%。两个来源的差异主要来自统计范围：CFM口径为DRAM与NAND Flash两类，SIA口径为全部存储半导体，含NOR Flash等其他品类。</w:t>
+      </w:r>
+    </w:p>
+    <w:p>
+      <w:pPr>
+        <w:pStyle w:val="a0"/>
+      </w:pPr>
+      <w:r>
+        <w:rPr>
+          <w:rFonts w:hint="eastAsia"/>
+        </w:rPr>
+        <w:t>季度数据方面，2025年第四季度DRAM与NAND Flash合计为755.1亿美元，环比增长29.2%；其中DRAM为519.65亿美元，NAND Flash为235.45亿美元。需说明的是，2025年的年度数据为合计口径，各机构未公开披露该年度分品类的独立统计值，本报告不由合计数推算分品类规模。</w:t>
+      </w:r>
+    </w:p>
+    <w:p>
+      <w:pPr>
+        <w:pStyle w:val="a0"/>
+      </w:pPr>
+      <w:r>
+        <w:rPr>
+          <w:rFonts w:hint="eastAsia"/>
+        </w:rPr>
+        <w:t>作为参照，SIA统计的2025年全球半导体行业销售额为7,917亿美元，同比增长25.6%，其中中国市场同比增长17.3%。按该口径，存储半导体占全球半导体销售额的28.2%。</w:t>
       </w:r>
     </w:p>
     <w:p>
@@ -6086,7 +6108,7 @@
           <w:sz w:val="11"/>
           <w:szCs w:val="11"/>
         </w:rPr>
-        <w:t>数据来源：CFM闪存市场，Wind整理成果，国泰海通投资银行部整理。注：2024年为年度口径，2025年第四季度为季度口径，两者不可直接比较。</w:t>
+        <w:t>数据来源：CFM闪存市场，Wind整理成果，国泰海通投资银行部整理。注：2024年为年度口径，2025年第四季度为季度口径，两者不可直接比较。本图仅采用CFM闪存市场口径，未与SIA口径混用。</w:t>
       </w:r>
     </w:p>
     <w:p>
@@ -6497,7 +6519,7 @@
         <w:rPr>
           <w:rFonts w:hint="eastAsia"/>
         </w:rPr>
-        <w:t>长江存储为国内唯一具备完整三维NAND闪存产业链的一体化企业，自主研发的Xtacking架构已实现232层及以上闪存量产。公司2026年第一季度营业收入超过200亿元，同比增长约100%。其控股主体长江存储控股股份有限公司已于2026年5月19日在湖北证监局办理首次公开发行股票并上市的辅导备案登记，辅导机构为中信证券。</w:t>
+        <w:t>按公开报道，长江存储为国内具备完整三维NAND闪存产业链的一体化企业，自主研发的Xtacking架构已实现232层及以上闪存量产。公司2026年第一季度营业收入超过200亿元，同比增长约100%。其控股主体长江存储控股股份有限公司已于2026年5月19日在湖北证监局办理首次公开发行股票并上市的辅导备案登记，辅导机构为中信证券。</w:t>
       </w:r>
     </w:p>
     <w:p>
@@ -14541,7 +14563,7 @@
         <w:rPr>
           <w:rFonts w:hint="eastAsia"/>
         </w:rPr>
-        <w:t>深圳长城开发科技股份有限公司（证券简称深科技，证券代码000021.SZ）于1994年2月2日在深圳证券交易所上市，控股股东为中国电子信息产业集团有限公司体系企业。公司2025年实现营业总收入157.47亿元，同比增长6.21%；归母净利润11.36亿元，同比增长22.07%；销售毛利率18.32%，销售净利率9.19%。2026年第一季度实现营业总收入37.24亿元，同比增长10.67%；归母净利润2.42亿元，同比增长35.35%。</w:t>
+        <w:t>深圳长城开发科技股份有限公司（证券简称深科技，证券代码000021.SZ）于1994年2月2日在深圳证券交易所上市。截至2025年末，公司控股股东为中电有限，持股34.51%；实际控制人为中国电子信息产业集团有限公司。公司2025年实现营业总收入157.47亿元，同比增长6.21%；归母净利润11.36亿元，同比增长22.07%；销售毛利率18.32%，销售净利率9.19%。2026年第一季度实现营业总收入37.24亿元，同比增长10.67%；归母净利润2.42亿元，同比增长35.35%。</w:t>
       </w:r>
     </w:p>
     <w:p>
@@ -17900,7 +17922,7 @@
         <w:rPr>
           <w:rFonts w:hint="eastAsia"/>
         </w:rPr>
-        <w:t>第三，存储涨价向封测环节的传导。2025年DXI指数由年初的44,822点上行至年末的466,011点，同期深圳沛顿净利率为3.78%，存储半导体业务毛利率为20.40%，较2024年的21.26%略有下降。需了解封测环节在本轮价格上行中的定价机制与成本传导方式。</w:t>
+        <w:t>第三，存储涨价向封测环节的传导。DXI指数由2024年末的44,822点上行至2025年末的466,011点，同期深圳沛顿净利率为3.78%，存储半导体业务毛利率为20.40%，较2024年的21.26%略有下降。需了解封测环节在本轮价格上行中的定价机制与成本传导方式。</w:t>
       </w:r>
     </w:p>
     <w:p>
@@ -17973,7 +17995,7 @@
         <w:rPr>
           <w:rFonts w:hint="eastAsia"/>
         </w:rPr>
-        <w:t>同时，公司当前的利润结构与存储业务的收入结构并不一致。2025年归母净利润11.36亿元，其中深科技成都（开发科技）单体净利润7.07亿元；承担存储封测的深圳沛顿单体净利润1.75亿元，净利率3.78%。存储业务是公司近两年收入增长的主要来源，但尚未成为利润的主要来源。</w:t>
+        <w:t>同时，公司2025年的利润结构与存储业务的收入结构并不一致。2025年归母净利润11.36亿元，其中深科技成都（开发科技）单体净利润7.07亿元；承担存储封测的深圳沛顿单体净利润1.75亿元，净利率3.78%。存储业务是公司近两年收入增长的主要来源，但尚未成为利润的主要来源。</w:t>
       </w:r>
     </w:p>
     <w:p>

--- a/output/存储/半导体存储行业研究.docx
+++ b/output/存储/半导体存储行业研究.docx
@@ -3897,7 +3897,7 @@
           <w:b/>
           <w:sz w:val="21"/>
         </w:rPr>
-        <w:t>表1：国内主要集成电路封测厂商2025年经营数据</w:t>
+        <w:t>表1  国内主要集成电路封测厂商2025年经营数据</w:t>
       </w:r>
     </w:p>
     <w:tbl>
@@ -4917,7 +4917,7 @@
           <w:sz w:val="11"/>
           <w:szCs w:val="11"/>
         </w:rPr>
-        <w:t>数据来源：Wind整理成果，国泰海通投资银行部整理。注：上表营业收入与归母净利润为公司整体口径，非存储封测业务单独口径；各公司未单独披露存储封测收入。</w:t>
+        <w:t>数据来源：Wind整理成果，本报告整理。注：上表营业收入与归母净利润为公司整体口径，非存储封测业务单独口径；各公司未单独披露存储封测收入。</w:t>
       </w:r>
     </w:p>
     <w:p>
@@ -4942,7 +4942,7 @@
           <w:b/>
           <w:sz w:val="21"/>
         </w:rPr>
-        <w:t>表2：深科技存储封测产能扩充项目</w:t>
+        <w:t>表2  深科技存储封测产能扩充项目</w:t>
       </w:r>
     </w:p>
     <w:tbl>
@@ -5862,7 +5862,7 @@
           <w:sz w:val="11"/>
           <w:szCs w:val="11"/>
         </w:rPr>
-        <w:t>资料来源：深科技公告2026-021，国泰海通投资银行部整理。注：2025年11月6日两笔项目的建成时间与资金来源由该公告以连续12个月累计口径追溯列示，未披露上述明细。</w:t>
+        <w:t>资料来源：深科技公告2026-021，本报告整理。注：2025年11月6日两笔项目的建成时间与资金来源由该公告以连续12个月累计口径追溯列示，未披露上述明细。</w:t>
       </w:r>
     </w:p>
     <w:p>
@@ -6094,7 +6094,7 @@
           <w:b/>
           <w:sz w:val="21"/>
         </w:rPr>
-        <w:t>图1：全球DRAM与NAND Flash市场规模</w:t>
+        <w:t>图1  全球DRAM与NAND Flash市场规模</w:t>
       </w:r>
     </w:p>
     <w:p>
@@ -6108,7 +6108,7 @@
           <w:sz w:val="11"/>
           <w:szCs w:val="11"/>
         </w:rPr>
-        <w:t>数据来源：CFM闪存市场，Wind整理成果，国泰海通投资银行部整理。注：2024年为年度口径，2025年第四季度为季度口径，两者不可直接比较。本图仅采用CFM闪存市场口径，未与SIA口径混用。</w:t>
+        <w:t>数据来源：CFM闪存市场，Wind整理成果，本报告整理。注：2024年为年度口径，2025年第四季度为季度口径，两者不可直接比较。本图仅采用CFM闪存市场口径，未与SIA口径混用。</w:t>
       </w:r>
     </w:p>
     <w:p>
@@ -6190,7 +6190,7 @@
           <w:b/>
           <w:sz w:val="21"/>
         </w:rPr>
-        <w:t>图2：DXI指数走势（2020年1月—2026年8月）</w:t>
+        <w:t>图2  DXI指数走势（2020年1月—2026年8月）</w:t>
       </w:r>
     </w:p>
     <w:p>
@@ -6204,7 +6204,7 @@
           <w:sz w:val="11"/>
           <w:szCs w:val="11"/>
         </w:rPr>
-        <w:t>数据来源：DRAMexchange，Wind整理成果，国泰海通投资银行部整理。注：Wind指标ID S5617348，日频，单位为点；纵轴采用对数刻度。统计区间内共1,654个交易日，最大单日涨幅为2025年11月6日的8.71%。</w:t>
+        <w:t>数据来源：DRAMexchange，Wind整理成果，本报告整理。注：Wind指标ID S5617348，日频，单位为点；纵轴采用对数刻度。统计区间内共1,654个交易日，最大单日涨幅为2025年11月6日的8.71%。</w:t>
       </w:r>
     </w:p>
     <w:p>
@@ -6363,7 +6363,7 @@
           <w:b/>
           <w:sz w:val="21"/>
         </w:rPr>
-        <w:t>图3：全球DRAM与NAND Flash厂商市场份额（2025年第四季度）</w:t>
+        <w:t>图3  全球DRAM与NAND Flash厂商市场份额（2025年第四季度）</w:t>
       </w:r>
     </w:p>
     <w:p>
@@ -6377,7 +6377,7 @@
           <w:sz w:val="11"/>
           <w:szCs w:val="11"/>
         </w:rPr>
-        <w:t>数据来源：CFM闪存市场，Wind整理成果，国泰海通投资银行部整理。注：按销售额统计。DRAM“其他”为按三家份额倒推的余额；NAND Flash仅前两名有公开份额数据，其余合并列示。</w:t>
+        <w:t>数据来源：CFM闪存市场，Wind整理成果，本报告整理。注：按销售额统计。DRAM“其他”为按三家份额倒推的余额；NAND Flash仅前两名有公开份额数据，其余合并列示。</w:t>
       </w:r>
     </w:p>
     <w:p>
@@ -6551,7 +6551,7 @@
           <w:b/>
           <w:sz w:val="21"/>
         </w:rPr>
-        <w:t>表3：国内主要存储芯片设计企业2025年经营数据</w:t>
+        <w:t>表3  国内主要存储芯片设计企业2025年经营数据</w:t>
       </w:r>
     </w:p>
     <w:tbl>
@@ -7571,7 +7571,7 @@
           <w:sz w:val="11"/>
           <w:szCs w:val="11"/>
         </w:rPr>
-        <w:t>数据来源：Wind整理成果，国泰海通投资银行部整理</w:t>
+        <w:t>数据来源：Wind整理成果，本报告整理</w:t>
       </w:r>
     </w:p>
     <w:p>
@@ -7603,7 +7603,7 @@
           <w:b/>
           <w:sz w:val="21"/>
         </w:rPr>
-        <w:t>表4：国内主要存储模组与分销企业2025年经营数据</w:t>
+        <w:t>表4  国内主要存储模组与分销企业2025年经营数据</w:t>
       </w:r>
     </w:p>
     <w:tbl>
@@ -8744,7 +8744,7 @@
           <w:sz w:val="11"/>
           <w:szCs w:val="11"/>
         </w:rPr>
-        <w:t>数据来源：Wind整理成果，国泰海通投资银行部整理</w:t>
+        <w:t>数据来源：Wind整理成果，本报告整理</w:t>
       </w:r>
     </w:p>
     <w:p>
@@ -8791,7 +8791,7 @@
           <w:b/>
           <w:sz w:val="21"/>
         </w:rPr>
-        <w:t>表5：存储产业链已上市企业一览（按环节）</w:t>
+        <w:t>表5  存储产业链已上市企业一览（按环节）</w:t>
       </w:r>
     </w:p>
     <w:tbl>
@@ -12591,7 +12591,7 @@
           <w:sz w:val="11"/>
           <w:szCs w:val="11"/>
         </w:rPr>
-        <w:t>数据来源：Wind整理成果，国泰海通投资银行部整理。注：本表不含仅为存储晶圆制造提供通用设备与材料的企业。</w:t>
+        <w:t>数据来源：Wind整理成果，本报告整理。注：本表不含仅为存储晶圆制造提供通用设备与材料的企业。</w:t>
       </w:r>
     </w:p>
     <w:p>
@@ -12736,7 +12736,7 @@
           <w:b/>
           <w:sz w:val="21"/>
         </w:rPr>
-        <w:t>表6：国泰海通（含合并前主体）已保荐上市的存储产业链公司</w:t>
+        <w:t>表6  国泰海通（含合并前主体）已保荐上市的存储产业链公司</w:t>
       </w:r>
     </w:p>
     <w:tbl>
@@ -13631,7 +13631,7 @@
           <w:sz w:val="11"/>
           <w:szCs w:val="11"/>
         </w:rPr>
-        <w:t>数据来源：Wind整理成果，国泰海通投资银行部整理。注：上表为保荐关系，与股权投资关系分别列示，两者不合并。</w:t>
+        <w:t>数据来源：Wind整理成果，本报告整理。注：上表为保荐关系，与股权投资关系分别列示，两者不合并。</w:t>
       </w:r>
     </w:p>
     <w:p>
@@ -13674,7 +13674,7 @@
           <w:b/>
           <w:sz w:val="21"/>
         </w:rPr>
-        <w:t>表7：国泰海通（含合并前主体）已承销的存储产业链再融资项目</w:t>
+        <w:t>表7  国泰海通（含合并前主体）已承销的存储产业链再融资项目</w:t>
       </w:r>
     </w:p>
     <w:tbl>
@@ -14450,7 +14450,7 @@
           <w:sz w:val="11"/>
           <w:szCs w:val="11"/>
         </w:rPr>
-        <w:t>数据来源：Wind整理成果，国泰海通投资银行部整理。注：再融资项目与首次公开发行项目分别列示，不合并计算。</w:t>
+        <w:t>数据来源：Wind整理成果，本报告整理。注：再融资项目与首次公开发行项目分别列示，不合并计算。</w:t>
       </w:r>
     </w:p>
     <w:p>
@@ -14627,7 +14627,7 @@
           <w:b/>
           <w:sz w:val="21"/>
         </w:rPr>
-        <w:t>图4：深科技分产品营业收入结构（2021—2025年）</w:t>
+        <w:t>图4  深科技分产品营业收入结构（2021—2025年）</w:t>
       </w:r>
     </w:p>
     <w:p>
@@ -14641,7 +14641,7 @@
           <w:sz w:val="11"/>
           <w:szCs w:val="11"/>
         </w:rPr>
-        <w:t>数据来源：Wind整理成果，国泰海通投资银行部整理。注：数值为分产品口径营业收入。</w:t>
+        <w:t>数据来源：Wind整理成果，本报告整理。注：数值为分产品口径营业收入。</w:t>
       </w:r>
     </w:p>
     <w:p>
@@ -14655,7 +14655,7 @@
           <w:b/>
           <w:sz w:val="21"/>
         </w:rPr>
-        <w:t>表8：深科技分产品主营业务构成（2021—2025年）</w:t>
+        <w:t>表8  深科技分产品主营业务构成（2021—2025年）</w:t>
       </w:r>
     </w:p>
     <w:tbl>
@@ -16719,7 +16719,7 @@
           <w:sz w:val="11"/>
           <w:szCs w:val="11"/>
         </w:rPr>
-        <w:t>数据来源：Wind整理成果，国泰海通投资银行部整理</w:t>
+        <w:t>数据来源：Wind整理成果，本报告整理</w:t>
       </w:r>
     </w:p>
     <w:p>
@@ -16773,7 +16773,7 @@
           <w:b/>
           <w:sz w:val="21"/>
         </w:rPr>
-        <w:t>表9：深科技主要控股子公司2025年经营数据</w:t>
+        <w:t>表9  深科技主要控股子公司2025年经营数据</w:t>
       </w:r>
     </w:p>
     <w:tbl>
@@ -17793,7 +17793,7 @@
           <w:sz w:val="11"/>
           <w:szCs w:val="11"/>
         </w:rPr>
-        <w:t>资料来源：深科技2025年年度报告，国泰海通投资银行部整理。注：上表为子公司单体报表口径，包含合并范围内部交易，与合并报表的分产品收入不可直接比较。净利率为按净利润除以营业收入计算，非年报直接披露值。合肥沛顿存储未达年报主要子公司列示标准，未在表中列示。</w:t>
+        <w:t>资料来源：深科技2025年年度报告，本报告整理。注：上表为子公司单体报表口径，包含合并范围内部交易，与合并报表的分产品收入不可直接比较。净利率为按净利润除以营业收入计算，非年报直接披露值。合肥沛顿存储未达年报主要子公司列示标准，未在表中列示。</w:t>
       </w:r>
     </w:p>
     <w:p>
@@ -17846,7 +17846,7 @@
           <w:b/>
           <w:sz w:val="21"/>
         </w:rPr>
-        <w:t>图5：深科技主要控股子公司营业收入与净利率（2025年）</w:t>
+        <w:t>图5  深科技主要控股子公司营业收入与净利率（2025年）</w:t>
       </w:r>
     </w:p>
     <w:p>
@@ -17860,7 +17860,7 @@
           <w:sz w:val="11"/>
           <w:szCs w:val="11"/>
         </w:rPr>
-        <w:t>资料来源：深科技2025年年度报告，国泰海通投资银行部整理</w:t>
+        <w:t>资料来源：深科技2025年年度报告，本报告整理</w:t>
       </w:r>
     </w:p>
     <w:p>
